--- a/Especificacion_Tecnica_Deploy_LaJugadaGanadora.docx
+++ b/Especificacion_Tecnica_Deploy_LaJugadaGanadora.docx
@@ -13592,7 +13592,7 @@
           <w:sz w:val="26"/>
           <w:szCs w:val="26"/>
         </w:rPr>
-        <w:t xml:space="preserve">13. CHANGELOG — VERSIÓN GRUPOS COMPLETOS (ABRIL 2026)</w:t>
+        <w:t xml:space="preserve">13. CHANGELOG — VERSIONES IMPLEMENTADAS (ABRIL 2026)</w:t>
       </w:r>
     </w:p>
     <w:tbl>
@@ -14064,6 +14064,168 @@
                 <w:szCs w:val="18"/>
               </w:rPr>
               <w:t xml:space="preserve">Actualizado en todos los componentes a 'La Jugada Ganadora Chorotega'</w:t>
+            </w:r>
+          </w:p>
+        </w:tc>
+      </w:tr>
+      <w:tr>
+        <w:tc>
+          <w:tcPr>
+            <w:tcW w:type="dxa" w:w="9972"/>
+            <w:gridSpan w:val="2"/>
+            <w:tcBorders>
+              <w:top w:val="single" w:color="005ABA" w:sz="1"/>
+              <w:left w:val="single" w:color="005ABA" w:sz="1"/>
+              <w:bottom w:val="single" w:color="005ABA" w:sz="1"/>
+              <w:right w:val="single" w:color="005ABA" w:sz="1"/>
+            </w:tcBorders>
+            <w:shd w:fill="005ABA" w:val="clear"/>
+            <w:tcMar>
+              <w:top w:type="dxa" w:w="80"/>
+              <w:left w:type="dxa" w:w="120"/>
+              <w:bottom w:type="dxa" w:w="80"/>
+              <w:right w:type="dxa" w:w="120"/>
+            </w:tcMar>
+          </w:tcPr>
+          <w:p>
+            <w:r>
+              <w:rPr>
+                <w:rFonts w:ascii="Arial" w:cs="Arial" w:eastAsia="Arial" w:hAnsi="Arial"/>
+                <w:b/>
+                <w:bCs/>
+                <w:color w:val="FFFFFF"/>
+                <w:sz w:val="18"/>
+                <w:szCs w:val="18"/>
+              </w:rPr>
+              <w:t xml:space="preserve">Versión 2 — UI Resultados multi-fase + Comparación en Predicciones (Abril 2026)</w:t>
+            </w:r>
+          </w:p>
+        </w:tc>
+      </w:tr>
+      <w:tr>
+        <w:tc>
+          <w:tcPr>
+            <w:tcW w:type="dxa" w:w="3500"/>
+            <w:tcBorders>
+              <w:top w:val="single" w:color="E0E4EF" w:sz="1"/>
+              <w:left w:val="single" w:color="E0E4EF" w:sz="1"/>
+              <w:bottom w:val="single" w:color="E0E4EF" w:sz="1"/>
+              <w:right w:val="single" w:color="E0E4EF" w:sz="1"/>
+            </w:tcBorders>
+            <w:shd w:fill="F8FAFF" w:val="clear"/>
+            <w:tcMar>
+              <w:top w:type="dxa" w:w="60"/>
+              <w:left w:type="dxa" w:w="120"/>
+              <w:bottom w:type="dxa" w:w="60"/>
+              <w:right w:type="dxa" w:w="120"/>
+            </w:tcMar>
+          </w:tcPr>
+          <w:p>
+            <w:r>
+              <w:rPr>
+                <w:rFonts w:ascii="Arial" w:cs="Arial" w:eastAsia="Arial" w:hAnsi="Arial"/>
+                <w:b w:val="false"/>
+                <w:bCs w:val="false"/>
+                <w:color w:val="1A2B4A"/>
+                <w:sz w:val="18"/>
+                <w:szCs w:val="18"/>
+              </w:rPr>
+              <w:t xml:space="preserve">src/components/ResultadosGruposPage.jsx</w:t>
+            </w:r>
+          </w:p>
+        </w:tc>
+        <w:tc>
+          <w:tcPr>
+            <w:tcW w:type="dxa" w:w="6472"/>
+            <w:tcBorders>
+              <w:top w:val="single" w:color="E0E4EF" w:sz="1"/>
+              <w:left w:val="single" w:color="E0E4EF" w:sz="1"/>
+              <w:bottom w:val="single" w:color="E0E4EF" w:sz="1"/>
+              <w:right w:val="single" w:color="E0E4EF" w:sz="1"/>
+            </w:tcBorders>
+            <w:shd w:fill="F8FAFF" w:val="clear"/>
+            <w:tcMar>
+              <w:top w:type="dxa" w:w="60"/>
+              <w:left w:type="dxa" w:w="120"/>
+              <w:bottom w:type="dxa" w:w="60"/>
+              <w:right w:type="dxa" w:w="120"/>
+            </w:tcMar>
+          </w:tcPr>
+          <w:p>
+            <w:r>
+              <w:rPr>
+                <w:rFonts w:ascii="Arial" w:cs="Arial" w:eastAsia="Arial" w:hAnsi="Arial"/>
+                <w:b w:val="false"/>
+                <w:bCs w:val="false"/>
+                <w:color w:val="1A2B4A"/>
+                <w:sz w:val="18"/>
+                <w:szCs w:val="18"/>
+              </w:rPr>
+              <w:t xml:space="preserve">Rediseñada con pestañas de fase: Fase de Grupos, 16avos de Final, Octavos, Cuartos, Semifinales, 3er Puesto y Gran Final. Cada fase eliminatoria muestra tarjetas con nombres de equipo (desde GET /api/admin/bracket) y marcadores oficiales (desde GET /api/admin/resultados). Cuando el bracket aún no está cargado muestra mensaje "Pendiente de clasificaciones". En la Gran Final y 3er Puesto muestra trofeos con el campeón y el tercer lugar.</w:t>
+            </w:r>
+          </w:p>
+        </w:tc>
+      </w:tr>
+      <w:tr>
+        <w:tc>
+          <w:tcPr>
+            <w:tcW w:type="dxa" w:w="3500"/>
+            <w:tcBorders>
+              <w:top w:val="single" w:color="E0E4EF" w:sz="1"/>
+              <w:left w:val="single" w:color="E0E4EF" w:sz="1"/>
+              <w:bottom w:val="single" w:color="E0E4EF" w:sz="1"/>
+              <w:right w:val="single" w:color="E0E4EF" w:sz="1"/>
+            </w:tcBorders>
+            <w:shd w:fill="FFFFFF" w:val="clear"/>
+            <w:tcMar>
+              <w:top w:type="dxa" w:w="60"/>
+              <w:left w:type="dxa" w:w="120"/>
+              <w:bottom w:type="dxa" w:w="60"/>
+              <w:right w:type="dxa" w:w="120"/>
+            </w:tcMar>
+          </w:tcPr>
+          <w:p>
+            <w:r>
+              <w:rPr>
+                <w:rFonts w:ascii="Arial" w:cs="Arial" w:eastAsia="Arial" w:hAnsi="Arial"/>
+                <w:b w:val="false"/>
+                <w:bCs w:val="false"/>
+                <w:color w:val="1A2B4A"/>
+                <w:sz w:val="18"/>
+                <w:szCs w:val="18"/>
+              </w:rPr>
+              <w:t xml:space="preserve">src/components/CalendarioPage.jsx</w:t>
+            </w:r>
+          </w:p>
+        </w:tc>
+        <w:tc>
+          <w:tcPr>
+            <w:tcW w:type="dxa" w:w="6472"/>
+            <w:tcBorders>
+              <w:top w:val="single" w:color="E0E4EF" w:sz="1"/>
+              <w:left w:val="single" w:color="E0E4EF" w:sz="1"/>
+              <w:bottom w:val="single" w:color="E0E4EF" w:sz="1"/>
+              <w:right w:val="single" w:color="E0E4EF" w:sz="1"/>
+            </w:tcBorders>
+            <w:shd w:fill="FFFFFF" w:val="clear"/>
+            <w:tcMar>
+              <w:top w:type="dxa" w:w="60"/>
+              <w:left w:type="dxa" w:w="120"/>
+              <w:bottom w:type="dxa" w:w="60"/>
+              <w:right w:type="dxa" w:w="120"/>
+            </w:tcMar>
+          </w:tcPr>
+          <w:p>
+            <w:r>
+              <w:rPr>
+                <w:rFonts w:ascii="Arial" w:cs="Arial" w:eastAsia="Arial" w:hAnsi="Arial"/>
+                <w:b w:val="false"/>
+                <w:bCs w:val="false"/>
+                <w:color w:val="1A2B4A"/>
+                <w:sz w:val="18"/>
+                <w:szCs w:val="18"/>
+              </w:rPr>
+              <w:t xml:space="preserve">Sección Predicciones (fase de grupos): agrega comparación automática debajo de cada partido cuando el admin registra el resultado oficial. Muestra: resultado oficial, pronóstico del usuario y puntos ganados (✅ Exacto +3 pts / ✅ Resultado +1 pt / ❌ 0 pts). Consume GET /api/admin/resultados (endpoint público, sin auth). Lógica de puntos: coincidencia dirección = +1 pt, marcador exacto = +3 pts.</w:t>
             </w:r>
           </w:p>
         </w:tc>
